--- a/output/should-you-leave-a-voicemail-when-cold-calling.docx
+++ b/output/should-you-leave-a-voicemail-when-cold-calling.docx
@@ -32,69 +32,13 @@
         <w:t>outbound sales tools</w:t>
       </w:r>
       <w:r>
-        <w:t xml:space="preserve"> (dialer, CRM, email), and why verified mobile numbers and good data make voicemail more effective. Done right, a short voicemail can increase callbacks and give you a reason to follow up. Done wrong, it's noise.</w:t>
+        <w:t xml:space="preserve"> (dialer, CRM, email), and why verified mobile numbers and good data make voicemail more effective.</w:t>
       </w:r>
     </w:p>
     <w:p/>
     <w:p>
       <w:r>
-        <w:t>In this guide, you'll learn:</w:t>
-      </w:r>
-    </w:p>
-    <w:p/>
-    <w:p>
-      <w:pPr>
-        <w:pStyle w:val="ListBullet"/>
-      </w:pPr>
-      <w:r>
-        <w:t>When leaving a voicemail helps (and when it doesn't)</w:t>
-      </w:r>
-    </w:p>
-    <w:p>
-      <w:pPr>
-        <w:pStyle w:val="ListBullet"/>
-      </w:pPr>
-      <w:r>
-        <w:t>What to say — and what to avoid — in a cold call voicemail</w:t>
-      </w:r>
-    </w:p>
-    <w:p>
-      <w:pPr>
-        <w:pStyle w:val="ListBullet"/>
-      </w:pPr>
-      <w:r>
-        <w:t xml:space="preserve">How to tie voicemail to the rest of your </w:t>
-      </w:r>
-      <w:r>
-        <w:rPr>
-          <w:b/>
-        </w:rPr>
-        <w:t>outbound sales tools</w:t>
-      </w:r>
-      <w:r>
-        <w:t xml:space="preserve"> (dialer, CRM, email)</w:t>
-      </w:r>
-    </w:p>
-    <w:p>
-      <w:pPr>
-        <w:pStyle w:val="ListBullet"/>
-      </w:pPr>
-      <w:r>
-        <w:t>Why verified mobile numbers and good data make voicemail more effective</w:t>
-      </w:r>
-    </w:p>
-    <w:p>
-      <w:pPr>
-        <w:pStyle w:val="ListBullet"/>
-      </w:pPr>
-      <w:r>
-        <w:t>How long a cold call voicemail should be and how to follow up</w:t>
-      </w:r>
-    </w:p>
-    <w:p/>
-    <w:p>
-      <w:r>
-        <w:t xml:space="preserve">Along the way, we'll show how </w:t>
+        <w:t xml:space="preserve">Done right, a short voicemail can increase callbacks and give you a reason to follow up. Done wrong, it's noise. We'll show how </w:t>
       </w:r>
       <w:r>
         <w:rPr>
@@ -194,7 +138,23 @@
         <w:pStyle w:val="ListNumber"/>
       </w:pPr>
       <w:r>
-        <w:t>[Better data makes voicemail (and cold calling) work — Scalelist](#better-data-makes-voicemail-and-cold-calling-work-scalelist)</w:t>
+        <w:t>[GDPR and voicemail when calling into Europe](#gdpr-and-voicemail-when-calling-into-europe)</w:t>
+      </w:r>
+    </w:p>
+    <w:p>
+      <w:pPr>
+        <w:pStyle w:val="ListNumber"/>
+      </w:pPr>
+      <w:r>
+        <w:t>[Better data makes voicemail work — Scalelist](#better-data-makes-voicemail-work-scalelist)</w:t>
+      </w:r>
+    </w:p>
+    <w:p>
+      <w:pPr>
+        <w:pStyle w:val="ListNumber"/>
+      </w:pPr>
+      <w:r>
+        <w:t>[Conclusion](#conclusion)</w:t>
       </w:r>
     </w:p>
     <w:p/>
@@ -209,7 +169,13 @@
     <w:p/>
     <w:p>
       <w:r>
-        <w:t xml:space="preserve">Yes, in most cases — if it's short (15–30 seconds), has a clear reason for the call, and includes your name, company, and one ask (callback or next step). Leaving a voicemail when cold calling gives the prospect something to hear when they miss you, gives you a reason to reference "my voicemail from Tuesday" on the next touch, and signals you're a real person with a real purpose. Pair it with </w:t>
+        <w:t>Yes, in most cases — if it's short (15–30 seconds), has a clear reason for the call, and includes your name, company, and one ask (callback or next step). Leaving a voicemail when cold calling gives the prospect something to hear when they miss you, gives you a reason to reference "my voicemail from Tuesday" on the next touch, and signals you're a real person with a real purpose.</w:t>
+      </w:r>
+    </w:p>
+    <w:p/>
+    <w:p>
+      <w:r>
+        <w:t xml:space="preserve">Pair it with </w:t>
       </w:r>
       <w:r>
         <w:rPr>
@@ -251,37 +217,89 @@
         <w:t>outbound sales tools</w:t>
       </w:r>
       <w:r>
-        <w:t xml:space="preserve"> (enrichment for verified mobile, dialer, CRM) determine how often you're in the first situation. Use Scalelist's Chrome extension when prospecting on LinkedIn or Sales Navigator to get verified mobile numbers, or use CSV upload when you have existing lists from HubSpot, Salesforce, or Pipedrive — but never mix "export from Sales Navigator and upload as CSV" in one flow. Two workflows, two use cases. When you have verified mobile numbers, voicemail helps more often.</w:t>
+        <w:t xml:space="preserve"> (enrichment for verified mobile, dialer, CRM) determine how often you're in the first situation.</w:t>
       </w:r>
     </w:p>
     <w:p/>
     <w:p>
       <w:r>
-        <w:t>Voicemail helps when: You have a direct number (e.g. verified mobile) so the voicemail is on their phone, not a shared reception line. You're following up on an email or LinkedIn message — you can say "I'm following up on my note from [day]." Your list is targeted; the prospect is a fit for what you sell so the message is relevant. You keep it to one clear idea and one ask (callback or "I'll send a short email").</w:t>
+        <w:rPr>
+          <w:b/>
+        </w:rPr>
+        <w:t>Voicemail helps when:</w:t>
+      </w:r>
+    </w:p>
+    <w:p/>
+    <w:p>
+      <w:pPr>
+        <w:pStyle w:val="ListBullet"/>
+      </w:pPr>
+      <w:r>
+        <w:t>You have a direct number (e.g. verified mobile) so the voicemail is on their phone, not a shared reception line.</w:t>
+      </w:r>
+    </w:p>
+    <w:p>
+      <w:pPr>
+        <w:pStyle w:val="ListBullet"/>
+      </w:pPr>
+      <w:r>
+        <w:t>You're following up on an email or LinkedIn message — you can say "I'm following up on my note from [day]."</w:t>
+      </w:r>
+    </w:p>
+    <w:p>
+      <w:pPr>
+        <w:pStyle w:val="ListBullet"/>
+      </w:pPr>
+      <w:r>
+        <w:t>Your list is targeted; the prospect is a fit for what you sell so the message is relevant.</w:t>
+      </w:r>
+    </w:p>
+    <w:p>
+      <w:pPr>
+        <w:pStyle w:val="ListBullet"/>
+      </w:pPr>
+      <w:r>
+        <w:t>You keep it to one clear idea and one ask (callback or "I'll send a short email").</w:t>
       </w:r>
     </w:p>
     <w:p/>
     <w:p>
       <w:r>
-        <w:t xml:space="preserve">Voicemail helps less when: You're calling a main office number — the voicemail may never reach the decision-maker. You ramble or pitch for 60 seconds — they'll delete it. You don't follow up — one voicemail with no email or second call is a missed opportunity. So: should you leave a voicemail when cold calling? Yes when you have the right number, a clear message, and </w:t>
-      </w:r>
-      <w:r>
         <w:rPr>
           <w:b/>
         </w:rPr>
-        <w:t>outbound sales tools</w:t>
+        <w:t>Voicemail helps less when:</w:t>
       </w:r>
+    </w:p>
+    <w:p/>
+    <w:p>
+      <w:pPr>
+        <w:pStyle w:val="ListBullet"/>
+      </w:pPr>
       <w:r>
-        <w:t xml:space="preserve"> that help you follow up. No when you're on a generic line or leaving a long, vague pitch. Your </w:t>
+        <w:t>You're calling a main office number — the voicemail may never reach the decision-maker.</w:t>
       </w:r>
+    </w:p>
+    <w:p>
+      <w:pPr>
+        <w:pStyle w:val="ListBullet"/>
+      </w:pPr>
       <w:r>
-        <w:rPr>
-          <w:b/>
-        </w:rPr>
-        <w:t>outbound sales tools</w:t>
+        <w:t>You ramble or pitch for 60 seconds — they'll delete it.</w:t>
       </w:r>
+    </w:p>
+    <w:p>
+      <w:pPr>
+        <w:pStyle w:val="ListBullet"/>
+      </w:pPr>
       <w:r>
-        <w:t xml:space="preserve"> (enrichment, dialer, CRM) should give you verified mobile numbers so more of your voicemails reach the right person.</w:t>
+        <w:t>You don't follow up — one voicemail with no email or second call is a missed opportunity.</w:t>
+      </w:r>
+    </w:p>
+    <w:p/>
+    <w:p>
+      <w:r>
+        <w:t>Use Scalelist's Chrome extension when prospecting on LinkedIn or Sales Navigator to get verified mobile numbers, or use CSV upload when you have existing lists from HubSpot, Salesforce, or Pipedrive — but never mix "export from Sales Navigator and upload as CSV" in one flow. Two workflows, two use cases. When you have verified mobile numbers, voicemail helps more often.</w:t>
       </w:r>
     </w:p>
     <w:p/>
@@ -296,7 +314,13 @@
     <w:p/>
     <w:p>
       <w:r>
-        <w:t xml:space="preserve">Structure: Who you are — "Hi [First name], this is [Your name] from [Company]." Why you're calling (one sentence) — "We help [ICP] [outcome]. I'm reaching out because [specific reason]." One ask — "I'd love to have a quick call — I'm at [number] or you can reply to the email I sent yesterday. Thanks." Your </w:t>
+        <w:rPr>
+          <w:b/>
+        </w:rPr>
+        <w:t>Structure:</w:t>
+      </w:r>
+      <w:r>
+        <w:t xml:space="preserve"> Who you are ("Hi [First name], this is [Your name] from [Company]"). Why you're calling in one sentence ("We help [ICP] [outcome]. I'm reaching out because [specific reason]"). One ask ("I'd love to have a quick call — I'm at [number] or you can reply to the email I sent yesterday. Thanks."). Your </w:t>
       </w:r>
       <w:r>
         <w:rPr>
@@ -305,45 +329,25 @@
         <w:t>outbound sales tools</w:t>
       </w:r>
       <w:r>
-        <w:t xml:space="preserve"> (CRM, dialer) should show whether you've already sent an email so you can reference it. Keep it under 30 seconds. This structure works for US, Australia, and Singapore — adjust tone slightly if needed for formality.</w:t>
+        <w:t xml:space="preserve"> (CRM, dialer) should show whether you've already sent an email so you can reference it. Keep it under 30 seconds.</w:t>
       </w:r>
     </w:p>
     <w:p/>
     <w:p>
-      <w:pPr>
-        <w:spacing w:after="240"/>
-        <w:ind w:left="480"/>
-      </w:pPr>
-      <w:r>
-        <w:rPr>
-          <w:i/>
-        </w:rPr>
-        <w:t>Example for a US SaaS rep calling a VP Sales in financial services: "Hi Sarah, this is James from [Company]. We help sales teams at mid-size financial services firms cut manual data work. I sent you a short note yesterday — wanted to see if it's worth a 15-minute call. You can reach me at [number] or just reply to the email. Thanks."</w:t>
-      </w:r>
-    </w:p>
-    <w:p/>
-    <w:p/>
-    <w:p>
-      <w:r>
-        <w:t xml:space="preserve">Structure: Who you are ("Hi [First name], this is [Your name] from [Company]"). Why you're calling in one sentence ("We help [ICP] [outcome]. I'm reaching out because [specific reason]"). One ask ("I'd love to have a quick call — I'm at [number] or you can reply to the email I sent yesterday. Thanks."). Your </w:t>
-      </w:r>
       <w:r>
         <w:rPr>
           <w:b/>
         </w:rPr>
-        <w:t>outbound sales tools</w:t>
+        <w:t>Example for a US SaaS rep calling a VP Sales in financial services:</w:t>
       </w:r>
       <w:r>
-        <w:t xml:space="preserve"> (CRM, dialer) should show whether you've already sent an email so you can reference it. Keep it under 30 seconds. This structure works for US, Australia, and Singapore — adjust tone slightly for formality in Singapore. Industries that use voicemail well: SaaS, financial services, IT services, construction, real estate, insurance, outsourcing. All benefit when </w:t>
+        <w:t xml:space="preserve"> "Hi Sarah, this is James from [Company]. We help sales teams at mid-size financial services firms cut manual data work. I sent you a short note yesterday — wanted to see if it's worth a 15-minute call. You can reach me at [number] or just reply to the email. Thanks."</w:t>
       </w:r>
+    </w:p>
+    <w:p/>
+    <w:p>
       <w:r>
-        <w:rPr>
-          <w:b/>
-        </w:rPr>
-        <w:t>outbound sales tools</w:t>
-      </w:r>
-      <w:r>
-        <w:t xml:space="preserve"> give you verified mobile numbers so the voicemail lands on the right phone.</w:t>
+        <w:t>This structure works for US, Australia, and Singapore — adjust tone slightly if needed for formality.</w:t>
       </w:r>
     </w:p>
     <w:p/>
@@ -437,31 +441,6 @@
       </w:r>
     </w:p>
     <w:p/>
-    <w:p/>
-    <w:p>
-      <w:r>
-        <w:t xml:space="preserve">Before the call: send a short email or LinkedIn message so "I'm following up on my note" is true. Call: if no answer, leave the short voicemail. Log in CRM (HubSpot, Salesforce, Pipedrive). After: send a one-line email referencing the voicemail. Use Instantly or lemlist if you're sequencing. Second call: reference the voicemail ("I left a message on Tuesday — wanted to try you one more time"). Your </w:t>
-      </w:r>
-      <w:r>
-        <w:rPr>
-          <w:b/>
-        </w:rPr>
-        <w:t>outbound sales tools</w:t>
-      </w:r>
-      <w:r>
-        <w:t xml:space="preserve"> should give you verified mobile numbers (so the voicemail lands on the right person), a dialer to leave it consistently, and a CRM to track touches. That's when "should you leave a voicemail when cold calling?" becomes "yes, and here's how we do it." Industries: SaaS, financial services, IT services, construction, real estate, insurance, outsourcing. </w:t>
-      </w:r>
-      <w:r>
-        <w:rPr>
-          <w:b/>
-        </w:rPr>
-        <w:t>Outbound sales tools</w:t>
-      </w:r>
-      <w:r>
-        <w:t xml:space="preserve"> like Scalelist (Chrome extension for LinkedIn, CSV for CRM lists) make voicemail effective.</w:t>
-      </w:r>
-    </w:p>
-    <w:p/>
     <w:p>
       <w:pPr>
         <w:pStyle w:val="Heading1"/>
@@ -524,7 +503,22 @@
         <w:t>outbound sales tools</w:t>
       </w:r>
       <w:r>
-        <w:t xml:space="preserve"> (sequencer: Instantly, lemlist; CRM: HubSpot, Salesforce, Pipedrive) keep the sequence consistent. Industries that use this well include SaaS, financial services, IT services, construction, real estate, insurance, and outsourcing — all benefit from voicemail when it's short, clear, and backed by </w:t>
+        <w:t xml:space="preserve"> (sequencer: Instantly, lemlist; CRM: HubSpot, Salesforce, Pipedrive) keep the sequence consistent.</w:t>
+      </w:r>
+    </w:p>
+    <w:p/>
+    <w:p>
+      <w:pPr>
+        <w:pStyle w:val="Heading1"/>
+      </w:pPr>
+      <w:r>
+        <w:t>GDPR and voicemail when calling into Europe</w:t>
+      </w:r>
+    </w:p>
+    <w:p/>
+    <w:p>
+      <w:r>
+        <w:t xml:space="preserve">US teams calling into Europe need to handle voicemail differently. Apollo, ZoomInfo, and Cognism have faced scrutiny over data sourcing and consent. When you leave a voicemail on a prospect's mobile in the UK, DACH, or France, you need to be confident that number was sourced compliantly. If a prospect objects or asks to be removed, you need clean records and a process that respects that request. Scalelist is built for GDPR compliance. For US teams selling into Europe, that means fewer compliance headaches when leaving voicemails — your </w:t>
       </w:r>
       <w:r>
         <w:rPr>
@@ -533,74 +527,7 @@
         <w:t>outbound sales tools</w:t>
       </w:r>
       <w:r>
-        <w:t xml:space="preserve"> that get you to the right number.</w:t>
-      </w:r>
-    </w:p>
-    <w:p/>
-    <w:p/>
-    <w:p>
-      <w:pPr>
-        <w:pStyle w:val="Heading1"/>
-      </w:pPr>
-      <w:r>
-        <w:t>How voicemail fits by region: US, Australia, Singapore</w:t>
-      </w:r>
-    </w:p>
-    <w:p/>
-    <w:p>
-      <w:r>
-        <w:rPr>
-          <w:b/>
-        </w:rPr>
-        <w:t>US:</w:t>
-      </w:r>
-      <w:r>
-        <w:t xml:space="preserve"> SaaS and financial services reps leave short voicemails (15–30 seconds) when calling VP Sales and IT directors on verified mobile numbers from </w:t>
-      </w:r>
-      <w:r>
-        <w:rPr>
-          <w:b/>
-        </w:rPr>
-        <w:t>outbound sales tools</w:t>
-      </w:r>
-      <w:r>
-        <w:t xml:space="preserve"> like Scalelist. The voicemail lands on the decision-maker's phone; follow-up email and second call reference it. </w:t>
-      </w:r>
-      <w:r>
-        <w:rPr>
-          <w:b/>
-        </w:rPr>
-        <w:t>Australia:</w:t>
-      </w:r>
-      <w:r>
-        <w:t xml:space="preserve"> Construction, real estate, and insurance teams use the same approach; </w:t>
-      </w:r>
-      <w:r>
-        <w:rPr>
-          <w:b/>
-        </w:rPr>
-        <w:t>outbound sales tools</w:t>
-      </w:r>
-      <w:r>
-        <w:t xml:space="preserve"> (Pipedrive, Skipcall, Scalelist CSV for CRM lists) support the workflow. </w:t>
-      </w:r>
-      <w:r>
-        <w:rPr>
-          <w:b/>
-        </w:rPr>
-        <w:t>Singapore:</w:t>
-      </w:r>
-      <w:r>
-        <w:t xml:space="preserve"> IT services and outsourcing firms may use slightly more formal tone. Industries: SaaS, financial services, IT services, construction, real estate, insurance, outsourcing. Your </w:t>
-      </w:r>
-      <w:r>
-        <w:rPr>
-          <w:b/>
-        </w:rPr>
-        <w:t>outbound sales tools</w:t>
-      </w:r>
-      <w:r>
-        <w:t xml:space="preserve"> should give you verified mobile numbers so voicemail reaches the right person. Never mix Chrome extension and CSV in one example — use Chrome for LinkedIn, CSV for existing lists.</w:t>
+        <w:t xml:space="preserve"> should give you verified, compliant data so your voicemails land where they matter without compliance risk.</w:t>
       </w:r>
     </w:p>
     <w:p/>
@@ -609,50 +536,7 @@
         <w:pStyle w:val="Heading1"/>
       </w:pPr>
       <w:r>
-        <w:t>Common mistakes when leaving voicemail on cold calls</w:t>
-      </w:r>
-    </w:p>
-    <w:p/>
-    <w:p>
-      <w:r>
-        <w:t xml:space="preserve">Leaving a long pitch. Keep it to 15–30 seconds: who you are, why you're calling, one ask. Another mistake: leaving voicemail on a main line when you could get a mobile via </w:t>
-      </w:r>
-      <w:r>
-        <w:rPr>
-          <w:b/>
-        </w:rPr>
-        <w:t>outbound sales tools</w:t>
-      </w:r>
-      <w:r>
-        <w:t xml:space="preserve"> like Scalelist. Voicemail on a shared line often never reaches the decision-maker. A third mistake: not following up. Voicemail works as part of a sequence — send a one-line email referencing it, try a second call. Your </w:t>
-      </w:r>
-      <w:r>
-        <w:rPr>
-          <w:b/>
-        </w:rPr>
-        <w:t>outbound sales tools</w:t>
-      </w:r>
-      <w:r>
-        <w:t xml:space="preserve"> (CRM, dialer, sequencer) should log that you left a voicemail so the next touch is informed. Conclusion: should you leave a voicemail when cold calling? Yes — when you have a verified mobile number, a short message, and a follow-up plan. </w:t>
-      </w:r>
-      <w:r>
-        <w:rPr>
-          <w:b/>
-        </w:rPr>
-        <w:t>Outbound sales tools</w:t>
-      </w:r>
-      <w:r>
-        <w:t xml:space="preserve"> that add verified mobile numbers make voicemail effective.</w:t>
-      </w:r>
-    </w:p>
-    <w:p/>
-    <w:p/>
-    <w:p>
-      <w:pPr>
-        <w:pStyle w:val="Heading1"/>
-      </w:pPr>
-      <w:r>
-        <w:t>Better data makes voicemail (and cold calling) work — Scalelist</w:t>
+        <w:t>Better data makes voicemail work — Scalelist</w:t>
       </w:r>
     </w:p>
     <w:p/>
@@ -667,7 +551,7 @@
         <w:t>Outbound sales tools</w:t>
       </w:r>
       <w:r>
-        <w:t xml:space="preserve"> that add verified mobile numbers (e.g. Scalelist) mean more of your calls — and voicemails — reach the right person instead of a receptionist or a dead line. Scalelist fits into your </w:t>
+        <w:t xml:space="preserve"> that add verified mobile numbers (e.g. Scalelist) mean more of your calls — and voicemails — reach the right person instead of a receptionist or a dead line. Scalelist fits your </w:t>
       </w:r>
       <w:r>
         <w:rPr>
@@ -676,7 +560,56 @@
         <w:t>outbound sales tools</w:t>
       </w:r>
       <w:r>
-        <w:t xml:space="preserve"> stack: Chrome extension for LinkedIn and Sales Navigator (enrich profiles and get verified work emails and mobile numbers into your CRM and dialer), CSV upload for existing lists from HubSpot, Salesforce, or Pipedrive (bulk enrichment so your team has numbers to call and leave voicemail on), transparent credits and strong APAC coverage. So: should you leave a voicemail when cold calling? Yes — short, clear, and backed by </w:t>
+        <w:t xml:space="preserve"> stack:</w:t>
+      </w:r>
+    </w:p>
+    <w:p/>
+    <w:p>
+      <w:pPr>
+        <w:pStyle w:val="ListBullet"/>
+      </w:pPr>
+      <w:r>
+        <w:rPr>
+          <w:b/>
+        </w:rPr>
+        <w:t>Chrome extension</w:t>
+      </w:r>
+      <w:r>
+        <w:t xml:space="preserve"> for LinkedIn and Sales Navigator — enrich profiles and get verified work emails and mobile numbers into your CRM and dialer.</w:t>
+      </w:r>
+    </w:p>
+    <w:p>
+      <w:pPr>
+        <w:pStyle w:val="ListBullet"/>
+      </w:pPr>
+      <w:r>
+        <w:rPr>
+          <w:b/>
+        </w:rPr>
+        <w:t>CSV upload</w:t>
+      </w:r>
+      <w:r>
+        <w:t xml:space="preserve"> for existing lists from HubSpot, Salesforce, or Pipedrive — bulk enrichment so your team has numbers to call and leave voicemail on.</w:t>
+      </w:r>
+    </w:p>
+    <w:p>
+      <w:pPr>
+        <w:pStyle w:val="ListBullet"/>
+      </w:pPr>
+      <w:r>
+        <w:rPr>
+          <w:b/>
+        </w:rPr>
+        <w:t>Transparent credits</w:t>
+      </w:r>
+      <w:r>
+        <w:t xml:space="preserve"> and strong APAC coverage.</w:t>
+      </w:r>
+    </w:p>
+    <w:p/>
+    <w:p>
+      <w:r>
+        <w:t xml:space="preserve">So: should you leave a voicemail when cold calling? Yes — short (15–30 seconds), clear, and backed by </w:t>
       </w:r>
       <w:r>
         <w:rPr>
@@ -694,7 +627,22 @@
         <w:t>outbound sales tools</w:t>
       </w:r>
       <w:r>
-        <w:t xml:space="preserve"> like Scalelist so your voicemails land where they matter. Summary: leave a voicemail when you have a verified mobile number, a 15–30 second message with one ask, and a follow-up plan (email + second call). Don't leave a long pitch or leave voicemail on a main line when you could enrich for mobile. Your </w:t>
+        <w:t xml:space="preserve"> like Scalelist so your voicemails land where they matter.</w:t>
+      </w:r>
+    </w:p>
+    <w:p/>
+    <w:p>
+      <w:pPr>
+        <w:pStyle w:val="Heading1"/>
+      </w:pPr>
+      <w:r>
+        <w:t>Conclusion</w:t>
+      </w:r>
+    </w:p>
+    <w:p/>
+    <w:p>
+      <w:r>
+        <w:t xml:space="preserve">Leave a voicemail when you have a verified mobile number, a 15–30 second message with one ask, and a follow-up plan (email + second call). Don't leave a long pitch or leave voicemail on a main line when you could enrich for mobile. Your </w:t>
       </w:r>
       <w:r>
         <w:rPr>
@@ -716,61 +664,9 @@
       </w:r>
     </w:p>
     <w:p/>
-    <w:p/>
     <w:p>
       <w:r>
-        <w:t xml:space="preserve">Leaving a voicemail when cold calling only pays off when it's on the decision-maker's line. </w:t>
-      </w:r>
-      <w:r>
-        <w:rPr>
-          <w:b/>
-        </w:rPr>
-        <w:t>Outbound sales tools</w:t>
-      </w:r>
-      <w:r>
-        <w:t xml:space="preserve"> that add verified mobile numbers (e.g. Scalelist) mean more of your calls — and voicemails — reach the right person instead of a receptionist or dead line. Scalelist fits your </w:t>
-      </w:r>
-      <w:r>
-        <w:rPr>
-          <w:b/>
-        </w:rPr>
-        <w:t>outbound sales tools</w:t>
-      </w:r>
-      <w:r>
-        <w:t xml:space="preserve"> stack: Chrome extension for LinkedIn and Sales Navigator (enrich profiles, get verified work emails and mobile numbers into your CRM and dialer), CSV upload for existing lists from HubSpot, Salesforce, or Pipedrive (bulk enrichment so your team has numbers to call and leave voicemail on). Transparent credits and strong APAC coverage. So: should you leave a voicemail when cold calling? Yes — short (15–30 seconds), clear, and backed by </w:t>
-      </w:r>
-      <w:r>
-        <w:rPr>
-          <w:b/>
-        </w:rPr>
-        <w:t>outbound sales tools</w:t>
-      </w:r>
-      <w:r>
-        <w:t xml:space="preserve"> and data that get you to the right number. Use </w:t>
-      </w:r>
-      <w:r>
-        <w:rPr>
-          <w:b/>
-        </w:rPr>
-        <w:t>outbound sales tools</w:t>
-      </w:r>
-      <w:r>
-        <w:t xml:space="preserve"> like Scalelist so your voicemails land where they matter. Industries: SaaS, financial services, IT services, construction, real estate, insurance, outsourcing in the US, Australia, Singapore.</w:t>
-      </w:r>
-    </w:p>
-    <w:p/>
-    <w:p>
-      <w:r>
-        <w:t xml:space="preserve">[Try Scalelist free](https://scalelist.com) to improve your cold calling and voicemail with verified mobile numbers. See [pricing](https://scalelist.com/pricing). Your </w:t>
-      </w:r>
-      <w:r>
-        <w:rPr>
-          <w:b/>
-        </w:rPr>
-        <w:t>outbound sales tools</w:t>
-      </w:r>
-      <w:r>
-        <w:t xml:space="preserve"> with Scalelist make voicemail effective when cold calling in the US, Australia, Singapore, and beyond.</w:t>
+        <w:t>[Try Scalelist free](https://scalelist.com) to improve your cold calling and voicemail with verified mobile numbers. See [pricing](https://scalelist.com/pricing).</w:t>
       </w:r>
     </w:p>
     <w:sectPr>
